--- a/oib10/5.docx
+++ b/oib10/5.docx
@@ -1305,27 +1305,14 @@
       <w:r>
         <w:t xml:space="preserve">Таблица </w:t>
       </w:r>
-      <w:r>
-        <w:fldChar w:fldCharType="begin"/>
-      </w:r>
-      <w:r>
-        <w:instrText xml:space="preserve"> SEQ Таблица \* ARABIC </w:instrText>
-      </w:r>
-      <w:r>
-        <w:fldChar w:fldCharType="separate"/>
-      </w:r>
-      <w:r>
-        <w:rPr>
-          <w:noProof/>
-        </w:rPr>
-        <w:t>1</w:t>
-      </w:r>
-      <w:r>
-        <w:rPr>
-          <w:noProof/>
-        </w:rPr>
-        <w:fldChar w:fldCharType="end"/>
-      </w:r>
+      <w:fldSimple w:instr=" SEQ Таблица \* ARABIC ">
+        <w:r>
+          <w:rPr>
+            <w:noProof/>
+          </w:rPr>
+          <w:t>1</w:t>
+        </w:r>
+      </w:fldSimple>
       <w:r>
         <w:t>–</w:t>
       </w:r>
@@ -3646,27 +3633,14 @@
       <w:r>
         <w:t xml:space="preserve">Таблица </w:t>
       </w:r>
-      <w:r>
-        <w:fldChar w:fldCharType="begin"/>
-      </w:r>
-      <w:r>
-        <w:instrText xml:space="preserve"> SEQ Таблица \* ARABIC </w:instrText>
-      </w:r>
-      <w:r>
-        <w:fldChar w:fldCharType="separate"/>
-      </w:r>
-      <w:r>
-        <w:rPr>
-          <w:noProof/>
-        </w:rPr>
-        <w:t>2</w:t>
-      </w:r>
-      <w:r>
-        <w:rPr>
-          <w:noProof/>
-        </w:rPr>
-        <w:fldChar w:fldCharType="end"/>
-      </w:r>
+      <w:fldSimple w:instr=" SEQ Таблица \* ARABIC ">
+        <w:r>
+          <w:rPr>
+            <w:noProof/>
+          </w:rPr>
+          <w:t>2</w:t>
+        </w:r>
+      </w:fldSimple>
       <w:r>
         <w:t>–</w:t>
       </w:r>
@@ -4401,12 +4375,23 @@
         <w:t xml:space="preserve"> .</w:t>
       </w:r>
     </w:p>
+    <w:p/>
+    <w:p/>
+    <w:p/>
+    <w:p/>
+    <w:p/>
+    <w:p/>
+    <w:p/>
+    <w:p/>
+    <w:p/>
+    <w:p/>
     <w:p>
       <w:pPr>
         <w:pStyle w:val="21"/>
       </w:pPr>
       <w:bookmarkStart w:id="4" w:name="_Toc163546641"/>
       <w:r>
+        <w:lastRenderedPageBreak/>
         <w:t>Программа кодирования и декодирования</w:t>
       </w:r>
       <w:bookmarkEnd w:id="4"/>
@@ -4468,62 +4453,51 @@
       <w:r>
         <w:t xml:space="preserve">Рисунок </w:t>
       </w:r>
-      <w:r>
-        <w:fldChar w:fldCharType="begin"/>
-      </w:r>
-      <w:r>
-        <w:instrText xml:space="preserve"> SEQ Рисунок \* ARABIC </w:instrText>
-      </w:r>
-      <w:r>
-        <w:fldChar w:fldCharType="separate"/>
-      </w:r>
+      <w:fldSimple w:instr=" SEQ Рисунок \* ARABIC ">
+        <w:r>
+          <w:rPr>
+            <w:noProof/>
+          </w:rPr>
+          <w:t>1</w:t>
+        </w:r>
+      </w:fldSimple>
+      <w:r>
+        <w:t xml:space="preserve"> </w:t>
+      </w:r>
+      <w:r>
+        <w:t>–</w:t>
+      </w:r>
+      <w:r>
+        <w:t xml:space="preserve"> Исходный файл</w:t>
+      </w:r>
+    </w:p>
+    <w:p>
+      <w:r>
+        <w:t>Далее был реализована программа-кодер и программа-декодер.</w:t>
+      </w:r>
+    </w:p>
+    <w:p>
+      <w:r>
+        <w:t xml:space="preserve">Пользователю предлагается </w:t>
+      </w:r>
+      <w:r>
+        <w:t>в</w:t>
+      </w:r>
+      <w:r>
+        <w:t>ыбор действия</w:t>
+      </w:r>
+      <w:r>
+        <w:t>.</w:t>
+      </w:r>
+    </w:p>
+    <w:p>
+      <w:pPr>
+        <w:pStyle w:val="af7"/>
+      </w:pPr>
       <w:r>
         <w:rPr>
           <w:noProof/>
         </w:rPr>
-        <w:t>1</w:t>
-      </w:r>
-      <w:r>
-        <w:rPr>
-          <w:noProof/>
-        </w:rPr>
-        <w:fldChar w:fldCharType="end"/>
-      </w:r>
-      <w:r>
-        <w:t xml:space="preserve"> </w:t>
-      </w:r>
-      <w:r>
-        <w:t>–</w:t>
-      </w:r>
-      <w:r>
-        <w:t xml:space="preserve"> Исходный файл</w:t>
-      </w:r>
-    </w:p>
-    <w:p>
-      <w:r>
-        <w:t>Далее был реализована программа-кодер и программа-декодер.</w:t>
-      </w:r>
-    </w:p>
-    <w:p>
-      <w:r>
-        <w:lastRenderedPageBreak/>
-        <w:t xml:space="preserve">Пользователю предлагается </w:t>
-      </w:r>
-      <w:r>
-        <w:t>в</w:t>
-      </w:r>
-      <w:r>
-        <w:t>ыбор действия</w:t>
-      </w:r>
-      <w:r>
-        <w:t>.</w:t>
-      </w:r>
-    </w:p>
-    <w:p>
-      <w:pPr>
-        <w:pStyle w:val="af7"/>
-      </w:pPr>
-      <w:r>
         <w:drawing>
           <wp:inline distT="0" distB="0" distL="0" distR="0" wp14:anchorId="2CCAC416" wp14:editId="5ADFA973">
             <wp:extent cx="3748527" cy="1495425"/>
@@ -4568,27 +4542,14 @@
       <w:r>
         <w:t xml:space="preserve">Рисунок </w:t>
       </w:r>
-      <w:r>
-        <w:fldChar w:fldCharType="begin"/>
-      </w:r>
-      <w:r>
-        <w:instrText xml:space="preserve"> SEQ Рисунок \* ARABIC </w:instrText>
-      </w:r>
-      <w:r>
-        <w:fldChar w:fldCharType="separate"/>
-      </w:r>
-      <w:r>
-        <w:rPr>
-          <w:noProof/>
-        </w:rPr>
-        <w:t>2</w:t>
-      </w:r>
-      <w:r>
-        <w:rPr>
-          <w:noProof/>
-        </w:rPr>
-        <w:fldChar w:fldCharType="end"/>
-      </w:r>
+      <w:fldSimple w:instr=" SEQ Рисунок \* ARABIC ">
+        <w:r>
+          <w:rPr>
+            <w:noProof/>
+          </w:rPr>
+          <w:t>2</w:t>
+        </w:r>
+      </w:fldSimple>
       <w:r>
         <w:t xml:space="preserve"> </w:t>
       </w:r>
@@ -4658,8 +4619,8 @@
         </w:rPr>
         <w:lastRenderedPageBreak/>
         <w:drawing>
-          <wp:inline distT="0" distB="0" distL="0" distR="0" wp14:anchorId="197F5ED7" wp14:editId="22C177CF">
-            <wp:extent cx="3552825" cy="7700645"/>
+          <wp:inline distT="0" distB="0" distL="0" distR="0" wp14:anchorId="197F5ED7" wp14:editId="531B33B9">
+            <wp:extent cx="3943350" cy="8547097"/>
             <wp:effectExtent l="0" t="0" r="0" b="0"/>
             <wp:docPr id="10" name="Рисунок 10" descr="Изображение выглядит как текст, диаграмма, снимок экрана, дизайн&#10;&#10;Автоматически созданное описание"/>
             <wp:cNvGraphicFramePr>
@@ -4690,7 +4651,7 @@
                   <pic:spPr bwMode="auto">
                     <a:xfrm>
                       <a:off x="0" y="0"/>
-                      <a:ext cx="3706862" cy="8034516"/>
+                      <a:ext cx="4119988" cy="8929954"/>
                     </a:xfrm>
                     <a:prstGeom prst="rect">
                       <a:avLst/>
@@ -4714,27 +4675,14 @@
       <w:r>
         <w:t xml:space="preserve">Рисунок </w:t>
       </w:r>
-      <w:r>
-        <w:fldChar w:fldCharType="begin"/>
-      </w:r>
-      <w:r>
-        <w:instrText xml:space="preserve"> SEQ Рисунок \* ARABIC </w:instrText>
-      </w:r>
-      <w:r>
-        <w:fldChar w:fldCharType="separate"/>
-      </w:r>
-      <w:r>
-        <w:rPr>
-          <w:noProof/>
-        </w:rPr>
-        <w:t>3</w:t>
-      </w:r>
-      <w:r>
-        <w:rPr>
-          <w:noProof/>
-        </w:rPr>
-        <w:fldChar w:fldCharType="end"/>
-      </w:r>
+      <w:fldSimple w:instr=" SEQ Рисунок \* ARABIC ">
+        <w:r>
+          <w:rPr>
+            <w:noProof/>
+          </w:rPr>
+          <w:t>3</w:t>
+        </w:r>
+      </w:fldSimple>
       <w:r>
         <w:t xml:space="preserve"> </w:t>
       </w:r>
@@ -4756,6 +4704,7 @@
     </w:p>
     <w:p>
       <w:r>
+        <w:lastRenderedPageBreak/>
         <w:t>Далее символы из этого текста представляются в двоичном виде (</w:t>
       </w:r>
       <w:r>
@@ -4829,10 +4778,9 @@
           <w:sz w:val="24"/>
           <w:szCs w:val="24"/>
         </w:rPr>
-        <w:lastRenderedPageBreak/>
         <w:drawing>
-          <wp:inline distT="0" distB="0" distL="0" distR="0" wp14:anchorId="05D438D2" wp14:editId="7345571F">
-            <wp:extent cx="3238500" cy="7462700"/>
+          <wp:inline distT="0" distB="0" distL="0" distR="0" wp14:anchorId="05D438D2" wp14:editId="6365497B">
+            <wp:extent cx="3362325" cy="7748038"/>
             <wp:effectExtent l="0" t="0" r="0" b="0"/>
             <wp:docPr id="11" name="Рисунок 11" descr="Изображение выглядит как текст, снимок экрана, диаграмма, Красочность&#10;&#10;Автоматически созданное описание"/>
             <wp:cNvGraphicFramePr>
@@ -4863,7 +4811,7 @@
                   <pic:spPr bwMode="auto">
                     <a:xfrm>
                       <a:off x="0" y="0"/>
-                      <a:ext cx="3273196" cy="7542652"/>
+                      <a:ext cx="3400189" cy="7835292"/>
                     </a:xfrm>
                     <a:prstGeom prst="rect">
                       <a:avLst/>
@@ -4974,6 +4922,7 @@
     </w:p>
     <w:p>
       <w:r>
+        <w:lastRenderedPageBreak/>
         <w:t xml:space="preserve">Функция </w:t>
       </w:r>
       <w:r>
@@ -5035,27 +4984,25 @@
         <w:t xml:space="preserve">, </w:t>
       </w:r>
       <w:r>
-        <w:t xml:space="preserve">где на месте контрольных бит </w:t>
-      </w:r>
-      <w:r>
+        <w:t>где на месте контрольных бит записывается 0, а на места информационных бит считывается числа из текста в бинарном представлении.</w:t>
+      </w:r>
+      <w:r>
+        <w:t xml:space="preserve"> </w:t>
+      </w:r>
+    </w:p>
+    <w:p>
+      <w:pPr>
+        <w:jc w:val="center"/>
+      </w:pPr>
+      <w:bookmarkStart w:id="6" w:name="_GoBack"/>
+      <w:r>
+        <w:rPr>
+          <w:noProof/>
+        </w:rPr>
         <w:lastRenderedPageBreak/>
-        <w:t>записывается 0, а на места информационных бит считывается числа из текста в бинарном представлении.</w:t>
-      </w:r>
-      <w:r>
-        <w:t xml:space="preserve"> </w:t>
-      </w:r>
-    </w:p>
-    <w:p>
-      <w:pPr>
-        <w:jc w:val="center"/>
-      </w:pPr>
-      <w:r>
-        <w:rPr>
-          <w:noProof/>
-        </w:rPr>
         <w:drawing>
-          <wp:inline distT="0" distB="0" distL="0" distR="0" wp14:anchorId="7C58C313" wp14:editId="703DBAE7">
-            <wp:extent cx="4610100" cy="8218805"/>
+          <wp:inline distT="0" distB="0" distL="0" distR="0" wp14:anchorId="7C58C313" wp14:editId="3042C421">
+            <wp:extent cx="4000500" cy="8896350"/>
             <wp:effectExtent l="0" t="0" r="0" b="0"/>
             <wp:docPr id="12" name="Рисунок 12" descr="Изображение выглядит как снимок экрана, диаграмма, Красочность, линия&#10;&#10;Автоматически созданное описание"/>
             <wp:cNvGraphicFramePr>
@@ -5086,7 +5033,7 @@
                   <pic:spPr bwMode="auto">
                     <a:xfrm>
                       <a:off x="0" y="0"/>
-                      <a:ext cx="4757562" cy="8481698"/>
+                      <a:ext cx="4152848" cy="9235143"/>
                     </a:xfrm>
                     <a:prstGeom prst="rect">
                       <a:avLst/>
@@ -5102,6 +5049,7 @@
           </wp:inline>
         </w:drawing>
       </w:r>
+      <w:bookmarkEnd w:id="6"/>
     </w:p>
     <w:p>
       <w:pPr>
@@ -5110,27 +5058,14 @@
       <w:r>
         <w:t xml:space="preserve">Рисунок </w:t>
       </w:r>
-      <w:r>
-        <w:fldChar w:fldCharType="begin"/>
-      </w:r>
-      <w:r>
-        <w:instrText xml:space="preserve"> SEQ Рисунок \* ARABIC </w:instrText>
-      </w:r>
-      <w:r>
-        <w:fldChar w:fldCharType="separate"/>
-      </w:r>
-      <w:r>
-        <w:rPr>
-          <w:noProof/>
-        </w:rPr>
-        <w:t>5</w:t>
-      </w:r>
-      <w:r>
-        <w:rPr>
-          <w:noProof/>
-        </w:rPr>
-        <w:fldChar w:fldCharType="end"/>
-      </w:r>
+      <w:fldSimple w:instr=" SEQ Рисунок \* ARABIC ">
+        <w:r>
+          <w:rPr>
+            <w:noProof/>
+          </w:rPr>
+          <w:t>5</w:t>
+        </w:r>
+      </w:fldSimple>
       <w:r>
         <w:t xml:space="preserve"> </w:t>
       </w:r>
@@ -5258,7 +5193,6 @@
       <w:pPr>
         <w:pStyle w:val="af7"/>
       </w:pPr>
-      <w:bookmarkStart w:id="6" w:name="_GoBack"/>
       <w:r>
         <w:rPr>
           <w:noProof/>
@@ -5312,7 +5246,6 @@
           </wp:inline>
         </w:drawing>
       </w:r>
-      <w:bookmarkEnd w:id="6"/>
     </w:p>
     <w:p>
       <w:pPr>
@@ -5321,27 +5254,14 @@
       <w:r>
         <w:t xml:space="preserve">Рисунок </w:t>
       </w:r>
-      <w:r>
-        <w:fldChar w:fldCharType="begin"/>
-      </w:r>
-      <w:r>
-        <w:instrText xml:space="preserve"> SEQ Рисунок \* ARABIC </w:instrText>
-      </w:r>
-      <w:r>
-        <w:fldChar w:fldCharType="separate"/>
-      </w:r>
-      <w:r>
-        <w:rPr>
-          <w:noProof/>
-        </w:rPr>
-        <w:t>6</w:t>
-      </w:r>
-      <w:r>
-        <w:rPr>
-          <w:noProof/>
-        </w:rPr>
-        <w:fldChar w:fldCharType="end"/>
-      </w:r>
+      <w:fldSimple w:instr=" SEQ Рисунок \* ARABIC ">
+        <w:r>
+          <w:rPr>
+            <w:noProof/>
+          </w:rPr>
+          <w:t>6</w:t>
+        </w:r>
+      </w:fldSimple>
       <w:r>
         <w:t xml:space="preserve"> </w:t>
       </w:r>
@@ -5472,27 +5392,14 @@
       <w:r>
         <w:t xml:space="preserve">Рисунок </w:t>
       </w:r>
-      <w:r>
-        <w:fldChar w:fldCharType="begin"/>
-      </w:r>
-      <w:r>
-        <w:instrText xml:space="preserve"> SEQ Рисунок \* ARABIC </w:instrText>
-      </w:r>
-      <w:r>
-        <w:fldChar w:fldCharType="separate"/>
-      </w:r>
-      <w:r>
-        <w:rPr>
-          <w:noProof/>
-        </w:rPr>
-        <w:t>7</w:t>
-      </w:r>
-      <w:r>
-        <w:rPr>
-          <w:noProof/>
-        </w:rPr>
-        <w:fldChar w:fldCharType="end"/>
-      </w:r>
+      <w:fldSimple w:instr=" SEQ Рисунок \* ARABIC ">
+        <w:r>
+          <w:rPr>
+            <w:noProof/>
+          </w:rPr>
+          <w:t>7</w:t>
+        </w:r>
+      </w:fldSimple>
       <w:r>
         <w:t xml:space="preserve"> </w:t>
       </w:r>
@@ -5733,27 +5640,14 @@
       <w:r>
         <w:t xml:space="preserve">Рисунок </w:t>
       </w:r>
-      <w:r>
-        <w:fldChar w:fldCharType="begin"/>
-      </w:r>
-      <w:r>
-        <w:instrText xml:space="preserve"> SEQ Рисунок \* ARABIC </w:instrText>
-      </w:r>
-      <w:r>
-        <w:fldChar w:fldCharType="separate"/>
-      </w:r>
-      <w:r>
-        <w:rPr>
-          <w:noProof/>
-        </w:rPr>
-        <w:t>8</w:t>
-      </w:r>
-      <w:r>
-        <w:rPr>
-          <w:noProof/>
-        </w:rPr>
-        <w:fldChar w:fldCharType="end"/>
-      </w:r>
+      <w:fldSimple w:instr=" SEQ Рисунок \* ARABIC ">
+        <w:r>
+          <w:rPr>
+            <w:noProof/>
+          </w:rPr>
+          <w:t>8</w:t>
+        </w:r>
+      </w:fldSimple>
       <w:r>
         <w:t xml:space="preserve"> </w:t>
       </w:r>
@@ -5947,27 +5841,14 @@
       <w:r>
         <w:t xml:space="preserve">Рисунок </w:t>
       </w:r>
-      <w:r>
-        <w:fldChar w:fldCharType="begin"/>
-      </w:r>
-      <w:r>
-        <w:instrText xml:space="preserve"> SEQ Рисунок \* ARABIC </w:instrText>
-      </w:r>
-      <w:r>
-        <w:fldChar w:fldCharType="separate"/>
-      </w:r>
-      <w:r>
-        <w:rPr>
-          <w:noProof/>
-        </w:rPr>
-        <w:t>9</w:t>
-      </w:r>
-      <w:r>
-        <w:rPr>
-          <w:noProof/>
-        </w:rPr>
-        <w:fldChar w:fldCharType="end"/>
-      </w:r>
+      <w:fldSimple w:instr=" SEQ Рисунок \* ARABIC ">
+        <w:r>
+          <w:rPr>
+            <w:noProof/>
+          </w:rPr>
+          <w:t>9</w:t>
+        </w:r>
+      </w:fldSimple>
       <w:r>
         <w:t xml:space="preserve"> </w:t>
       </w:r>
@@ -6036,27 +5917,14 @@
       <w:r>
         <w:t xml:space="preserve">Рисунок </w:t>
       </w:r>
-      <w:r>
-        <w:fldChar w:fldCharType="begin"/>
-      </w:r>
-      <w:r>
-        <w:instrText xml:space="preserve"> SEQ Рисунок \* ARABIC </w:instrText>
-      </w:r>
-      <w:r>
-        <w:fldChar w:fldCharType="separate"/>
-      </w:r>
-      <w:r>
-        <w:rPr>
-          <w:noProof/>
-        </w:rPr>
-        <w:t>10</w:t>
-      </w:r>
-      <w:r>
-        <w:rPr>
-          <w:noProof/>
-        </w:rPr>
-        <w:fldChar w:fldCharType="end"/>
-      </w:r>
+      <w:fldSimple w:instr=" SEQ Рисунок \* ARABIC ">
+        <w:r>
+          <w:rPr>
+            <w:noProof/>
+          </w:rPr>
+          <w:t>10</w:t>
+        </w:r>
+      </w:fldSimple>
       <w:r>
         <w:t xml:space="preserve"> </w:t>
       </w:r>
@@ -6120,27 +5988,14 @@
       <w:r>
         <w:t xml:space="preserve">Рисунок </w:t>
       </w:r>
-      <w:r>
-        <w:fldChar w:fldCharType="begin"/>
-      </w:r>
-      <w:r>
-        <w:instrText xml:space="preserve"> SEQ Рисунок \* ARABIC </w:instrText>
-      </w:r>
-      <w:r>
-        <w:fldChar w:fldCharType="separate"/>
-      </w:r>
-      <w:r>
-        <w:rPr>
-          <w:noProof/>
-        </w:rPr>
-        <w:t>11</w:t>
-      </w:r>
-      <w:r>
-        <w:rPr>
-          <w:noProof/>
-        </w:rPr>
-        <w:fldChar w:fldCharType="end"/>
-      </w:r>
+      <w:fldSimple w:instr=" SEQ Рисунок \* ARABIC ">
+        <w:r>
+          <w:rPr>
+            <w:noProof/>
+          </w:rPr>
+          <w:t>11</w:t>
+        </w:r>
+      </w:fldSimple>
       <w:r>
         <w:t xml:space="preserve"> </w:t>
       </w:r>
@@ -6209,27 +6064,14 @@
       <w:r>
         <w:t xml:space="preserve">Рисунок </w:t>
       </w:r>
-      <w:r>
-        <w:fldChar w:fldCharType="begin"/>
-      </w:r>
-      <w:r>
-        <w:instrText xml:space="preserve"> SEQ Рисунок \* ARABIC </w:instrText>
-      </w:r>
-      <w:r>
-        <w:fldChar w:fldCharType="separate"/>
-      </w:r>
-      <w:r>
-        <w:rPr>
-          <w:noProof/>
-        </w:rPr>
-        <w:t>12</w:t>
-      </w:r>
-      <w:r>
-        <w:rPr>
-          <w:noProof/>
-        </w:rPr>
-        <w:fldChar w:fldCharType="end"/>
-      </w:r>
+      <w:fldSimple w:instr=" SEQ Рисунок \* ARABIC ">
+        <w:r>
+          <w:rPr>
+            <w:noProof/>
+          </w:rPr>
+          <w:t>12</w:t>
+        </w:r>
+      </w:fldSimple>
       <w:r>
         <w:t xml:space="preserve"> </w:t>
       </w:r>
@@ -6302,27 +6144,14 @@
       <w:r>
         <w:t xml:space="preserve">Рисунок </w:t>
       </w:r>
-      <w:r>
-        <w:fldChar w:fldCharType="begin"/>
-      </w:r>
-      <w:r>
-        <w:instrText xml:space="preserve"> SEQ Рисунок \* ARABIC </w:instrText>
-      </w:r>
-      <w:r>
-        <w:fldChar w:fldCharType="separate"/>
-      </w:r>
-      <w:r>
-        <w:rPr>
-          <w:noProof/>
-        </w:rPr>
-        <w:t>13</w:t>
-      </w:r>
-      <w:r>
-        <w:rPr>
-          <w:noProof/>
-        </w:rPr>
-        <w:fldChar w:fldCharType="end"/>
-      </w:r>
+      <w:fldSimple w:instr=" SEQ Рисунок \* ARABIC ">
+        <w:r>
+          <w:rPr>
+            <w:noProof/>
+          </w:rPr>
+          <w:t>13</w:t>
+        </w:r>
+      </w:fldSimple>
       <w:r>
         <w:t xml:space="preserve"> </w:t>
       </w:r>
@@ -6388,27 +6217,14 @@
       <w:r>
         <w:t xml:space="preserve">Рисунок </w:t>
       </w:r>
-      <w:r>
-        <w:fldChar w:fldCharType="begin"/>
-      </w:r>
-      <w:r>
-        <w:instrText xml:space="preserve"> SEQ Рисунок \* ARABIC </w:instrText>
-      </w:r>
-      <w:r>
-        <w:fldChar w:fldCharType="separate"/>
-      </w:r>
-      <w:r>
-        <w:rPr>
-          <w:noProof/>
-        </w:rPr>
-        <w:t>14</w:t>
-      </w:r>
-      <w:r>
-        <w:rPr>
-          <w:noProof/>
-        </w:rPr>
-        <w:fldChar w:fldCharType="end"/>
-      </w:r>
+      <w:fldSimple w:instr=" SEQ Рисунок \* ARABIC ">
+        <w:r>
+          <w:rPr>
+            <w:noProof/>
+          </w:rPr>
+          <w:t>14</w:t>
+        </w:r>
+      </w:fldSimple>
       <w:r>
         <w:t xml:space="preserve"> </w:t>
       </w:r>
@@ -6478,27 +6294,14 @@
       <w:r>
         <w:t xml:space="preserve">Рисунок </w:t>
       </w:r>
-      <w:r>
-        <w:fldChar w:fldCharType="begin"/>
-      </w:r>
-      <w:r>
-        <w:instrText xml:space="preserve"> SEQ Рисунок \* ARABIC </w:instrText>
-      </w:r>
-      <w:r>
-        <w:fldChar w:fldCharType="separate"/>
-      </w:r>
-      <w:r>
-        <w:rPr>
-          <w:noProof/>
-        </w:rPr>
-        <w:t>15</w:t>
-      </w:r>
-      <w:r>
-        <w:rPr>
-          <w:noProof/>
-        </w:rPr>
-        <w:fldChar w:fldCharType="end"/>
-      </w:r>
+      <w:fldSimple w:instr=" SEQ Рисунок \* ARABIC ">
+        <w:r>
+          <w:rPr>
+            <w:noProof/>
+          </w:rPr>
+          <w:t>15</w:t>
+        </w:r>
+      </w:fldSimple>
       <w:r>
         <w:t xml:space="preserve"> </w:t>
       </w:r>
@@ -6567,27 +6370,14 @@
       <w:r>
         <w:t xml:space="preserve">Рисунок </w:t>
       </w:r>
-      <w:r>
-        <w:fldChar w:fldCharType="begin"/>
-      </w:r>
-      <w:r>
-        <w:instrText xml:space="preserve"> SEQ Рисунок \* ARABIC </w:instrText>
-      </w:r>
-      <w:r>
-        <w:fldChar w:fldCharType="separate"/>
-      </w:r>
-      <w:r>
-        <w:rPr>
-          <w:noProof/>
-        </w:rPr>
-        <w:t>16</w:t>
-      </w:r>
-      <w:r>
-        <w:rPr>
-          <w:noProof/>
-        </w:rPr>
-        <w:fldChar w:fldCharType="end"/>
-      </w:r>
+      <w:fldSimple w:instr=" SEQ Рисунок \* ARABIC ">
+        <w:r>
+          <w:rPr>
+            <w:noProof/>
+          </w:rPr>
+          <w:t>16</w:t>
+        </w:r>
+      </w:fldSimple>
       <w:r>
         <w:t xml:space="preserve"> </w:t>
       </w:r>
@@ -6657,27 +6447,14 @@
       <w:r>
         <w:t xml:space="preserve">Рисунок </w:t>
       </w:r>
-      <w:r>
-        <w:fldChar w:fldCharType="begin"/>
-      </w:r>
-      <w:r>
-        <w:instrText xml:space="preserve"> SEQ Рисунок \* ARABIC </w:instrText>
-      </w:r>
-      <w:r>
-        <w:fldChar w:fldCharType="separate"/>
-      </w:r>
-      <w:r>
-        <w:rPr>
-          <w:noProof/>
-        </w:rPr>
-        <w:t>17</w:t>
-      </w:r>
-      <w:r>
-        <w:rPr>
-          <w:noProof/>
-        </w:rPr>
-        <w:fldChar w:fldCharType="end"/>
-      </w:r>
+      <w:fldSimple w:instr=" SEQ Рисунок \* ARABIC ">
+        <w:r>
+          <w:rPr>
+            <w:noProof/>
+          </w:rPr>
+          <w:t>17</w:t>
+        </w:r>
+      </w:fldSimple>
       <w:r>
         <w:t xml:space="preserve"> </w:t>
       </w:r>
@@ -6760,30 +6537,14 @@
       <w:r>
         <w:t xml:space="preserve">Рисунок </w:t>
       </w:r>
-      <w:r>
-        <w:fldChar w:fldCharType="begin"/>
-      </w:r>
-      <w:r>
-        <w:instrText xml:space="preserve"> SEQ Рисунок \* A</w:instrText>
-      </w:r>
-      <w:r>
-        <w:instrText xml:space="preserve">RABIC </w:instrText>
-      </w:r>
-      <w:r>
-        <w:fldChar w:fldCharType="separate"/>
-      </w:r>
-      <w:r>
-        <w:rPr>
-          <w:noProof/>
-        </w:rPr>
-        <w:t>18</w:t>
-      </w:r>
-      <w:r>
-        <w:rPr>
-          <w:noProof/>
-        </w:rPr>
-        <w:fldChar w:fldCharType="end"/>
-      </w:r>
+      <w:fldSimple w:instr=" SEQ Рисунок \* ARABIC ">
+        <w:r>
+          <w:rPr>
+            <w:noProof/>
+          </w:rPr>
+          <w:t>18</w:t>
+        </w:r>
+      </w:fldSimple>
       <w:r>
         <w:t xml:space="preserve"> </w:t>
       </w:r>
@@ -6849,27 +6610,14 @@
       <w:r>
         <w:t xml:space="preserve">Рисунок </w:t>
       </w:r>
-      <w:r>
-        <w:fldChar w:fldCharType="begin"/>
-      </w:r>
-      <w:r>
-        <w:instrText xml:space="preserve"> SEQ Рисунок \* ARABIC </w:instrText>
-      </w:r>
-      <w:r>
-        <w:fldChar w:fldCharType="separate"/>
-      </w:r>
-      <w:r>
-        <w:rPr>
-          <w:noProof/>
-        </w:rPr>
-        <w:t>19</w:t>
-      </w:r>
-      <w:r>
-        <w:rPr>
-          <w:noProof/>
-        </w:rPr>
-        <w:fldChar w:fldCharType="end"/>
-      </w:r>
+      <w:fldSimple w:instr=" SEQ Рисунок \* ARABIC ">
+        <w:r>
+          <w:rPr>
+            <w:noProof/>
+          </w:rPr>
+          <w:t>19</w:t>
+        </w:r>
+      </w:fldSimple>
       <w:r>
         <w:t xml:space="preserve"> </w:t>
       </w:r>
@@ -6947,27 +6695,14 @@
       <w:r>
         <w:t xml:space="preserve">Рисунок </w:t>
       </w:r>
-      <w:r>
-        <w:fldChar w:fldCharType="begin"/>
-      </w:r>
-      <w:r>
-        <w:instrText xml:space="preserve"> SEQ Рисунок \* ARABIC </w:instrText>
-      </w:r>
-      <w:r>
-        <w:fldChar w:fldCharType="separate"/>
-      </w:r>
-      <w:r>
-        <w:rPr>
-          <w:noProof/>
-        </w:rPr>
-        <w:t>20</w:t>
-      </w:r>
-      <w:r>
-        <w:rPr>
-          <w:noProof/>
-        </w:rPr>
-        <w:fldChar w:fldCharType="end"/>
-      </w:r>
+      <w:fldSimple w:instr=" SEQ Рисунок \* ARABIC ">
+        <w:r>
+          <w:rPr>
+            <w:noProof/>
+          </w:rPr>
+          <w:t>20</w:t>
+        </w:r>
+      </w:fldSimple>
       <w:r>
         <w:t xml:space="preserve"> </w:t>
       </w:r>
@@ -7035,27 +6770,14 @@
       <w:r>
         <w:t xml:space="preserve">Рисунок </w:t>
       </w:r>
-      <w:r>
-        <w:fldChar w:fldCharType="begin"/>
-      </w:r>
-      <w:r>
-        <w:instrText xml:space="preserve"> SEQ Рисунок \* ARABIC </w:instrText>
-      </w:r>
-      <w:r>
-        <w:fldChar w:fldCharType="separate"/>
-      </w:r>
-      <w:r>
-        <w:rPr>
-          <w:noProof/>
-        </w:rPr>
-        <w:t>21</w:t>
-      </w:r>
-      <w:r>
-        <w:rPr>
-          <w:noProof/>
-        </w:rPr>
-        <w:fldChar w:fldCharType="end"/>
-      </w:r>
+      <w:fldSimple w:instr=" SEQ Рисунок \* ARABIC ">
+        <w:r>
+          <w:rPr>
+            <w:noProof/>
+          </w:rPr>
+          <w:t>21</w:t>
+        </w:r>
+      </w:fldSimple>
       <w:r>
         <w:t xml:space="preserve"> </w:t>
       </w:r>
@@ -7121,27 +6843,14 @@
       <w:r>
         <w:t xml:space="preserve">Рисунок </w:t>
       </w:r>
-      <w:r>
-        <w:fldChar w:fldCharType="begin"/>
-      </w:r>
-      <w:r>
-        <w:instrText xml:space="preserve"> SEQ Рисунок \* ARABIC </w:instrText>
-      </w:r>
-      <w:r>
-        <w:fldChar w:fldCharType="separate"/>
-      </w:r>
-      <w:r>
-        <w:rPr>
-          <w:noProof/>
-        </w:rPr>
-        <w:t>22</w:t>
-      </w:r>
-      <w:r>
-        <w:rPr>
-          <w:noProof/>
-        </w:rPr>
-        <w:fldChar w:fldCharType="end"/>
-      </w:r>
+      <w:fldSimple w:instr=" SEQ Рисунок \* ARABIC ">
+        <w:r>
+          <w:rPr>
+            <w:noProof/>
+          </w:rPr>
+          <w:t>22</w:t>
+        </w:r>
+      </w:fldSimple>
       <w:r>
         <w:t xml:space="preserve"> </w:t>
       </w:r>
@@ -25381,7 +25090,7 @@
             <w:sz w:val="24"/>
             <w:szCs w:val="24"/>
           </w:rPr>
-          <w:t>14</w:t>
+          <w:t>12</w:t>
         </w:r>
         <w:r>
           <w:rPr>
@@ -30519,7 +30228,7 @@
 </file>
 
 <file path=customXml/itemProps1.xml><?xml version="1.0" encoding="utf-8"?>
-<ds:datastoreItem xmlns:ds="http://schemas.openxmlformats.org/officeDocument/2006/customXml" ds:itemID="{6DF506FC-70A0-4BA3-B05C-521737BA53AD}">
+<ds:datastoreItem xmlns:ds="http://schemas.openxmlformats.org/officeDocument/2006/customXml" ds:itemID="{22FBE666-7715-431D-B6D2-3E15D4823720}">
   <ds:schemaRefs>
     <ds:schemaRef ds:uri="http://schemas.openxmlformats.org/officeDocument/2006/bibliography"/>
   </ds:schemaRefs>
